--- a/6 VÕ HOÀNG THẢO VY 銘傳大學/讀書計畫.docx
+++ b/6 VÕ HOÀNG THẢO VY 銘傳大學/讀書計畫.docx
@@ -3,13 +3,81 @@
 <w:document xmlns:wpc="http://schemas.microsoft.com/office/word/2010/wordprocessingCanvas" xmlns:cx="http://schemas.microsoft.com/office/drawing/2014/chartex" xmlns:cx1="http://schemas.microsoft.com/office/drawing/2015/9/8/chartex" xmlns:cx2="http://schemas.microsoft.com/office/drawing/2015/10/21/chartex" xmlns:cx3="http://schemas.microsoft.com/office/drawing/2016/5/9/chartex" xmlns:cx4="http://schemas.microsoft.com/office/drawing/2016/5/10/chartex" xmlns:cx5="http://schemas.microsoft.com/office/drawing/2016/5/11/chartex" xmlns:cx6="http://schemas.microsoft.com/office/drawing/2016/5/12/chartex" xmlns:cx7="http://schemas.microsoft.com/office/drawing/2016/5/13/chartex" xmlns:cx8="http://schemas.microsoft.com/office/drawing/2016/5/14/chartex" xmlns:mc="http://schemas.openxmlformats.org/markup-compatibility/2006" xmlns:aink="http://schemas.microsoft.com/office/drawing/2016/ink" xmlns:am3d="http://schemas.microsoft.com/office/drawing/2017/model3d" xmlns:o="urn:schemas-microsoft-com:office:office" xmlns:r="http://schemas.openxmlformats.org/officeDocument/2006/relationships" xmlns:m="http://schemas.openxmlformats.org/officeDocument/2006/math" xmlns:v="urn:schemas-microsoft-com:vml" xmlns:wp14="http://schemas.microsoft.com/office/word/2010/wordprocessingDrawing" xmlns:wp="http://schemas.openxmlformats.org/drawingml/2006/wordprocessingDrawing" xmlns:w10="urn:schemas-microsoft-com:office:word" xmlns:w="http://schemas.openxmlformats.org/wordprocessingml/2006/main" xmlns:w14="http://schemas.microsoft.com/office/word/2010/wordml" xmlns:w15="http://schemas.microsoft.com/office/word/2012/wordml" xmlns:w16cex="http://schemas.microsoft.com/office/word/2018/wordml/cex" xmlns:w16cid="http://schemas.microsoft.com/office/word/2016/wordml/cid" xmlns:w16="http://schemas.microsoft.com/office/word/2018/wordml" xmlns:w16sdtdh="http://schemas.microsoft.com/office/word/2020/wordml/sdtdatahash" xmlns:w16se="http://schemas.microsoft.com/office/word/2015/wordml/symex" xmlns:wpg="http://schemas.microsoft.com/office/word/2010/wordprocessingGroup" xmlns:wpi="http://schemas.microsoft.com/office/word/2010/wordprocessingInk" xmlns:wne="http://schemas.microsoft.com/office/word/2006/wordml" xmlns:wps="http://schemas.microsoft.com/office/word/2010/wordprocessingShape" mc:Ignorable="w14 w15 w16se w16cid w16 w16cex w16sdtdh wp14">
   <w:body>
     <w:p>
+      <w:pPr>
+        <w:rPr>
+          <w:rFonts w:hint="eastAsia"/>
+        </w:rPr>
+      </w:pPr>
       <w:r>
         <w:rPr>
-          <w:rFonts w:ascii="新細明體" w:eastAsia="新細明體" w:hAnsi="新細明體" w:cs="新細明體" w:hint="eastAsia"/>
-          <w:kern w:val="0"/>
-          <w:szCs w:val="24"/>
-        </w:rPr>
-        <w:t>「我叫武黃草薇，今年22歲。我非常嚮往到銘傳大學留學，主要原因在於銘傳大學是亞洲首所獲得美國 MSCHE 認證的高等學府，其教學品質與國際化程度享譽國際。我渴望在這樣一個充滿多元文化與專業學術氛圍的環境中學習。在學期間，我給自己設定了明確的目標：致力於精通華語並取得 TOCFL 證照，同時積極參與各項交流活動以拓展全球視野。我深信，在銘傳大學的學習經歷將為我未來的職業生涯奠定堅實基礎，使我能成為越台文化與經濟交流的橋樑。</w:t>
+          <w:rFonts w:hint="eastAsia"/>
+        </w:rPr>
+        <w:t>我喜歡觀光產業管理以及觀光傳播領域。，旅遊產業正逐漸與數位科技、社群媒體與資訊平台結合，形成所謂的「智慧旅遊」。我對於如何運用科技與數位媒體來推廣旅遊目的地、提升旅客體驗以及促進文化交流特別感興趣。因此，我希望在大學期間專注於學習智慧旅遊與觀光傳播相關的專業知識。</w:t>
+      </w:r>
+    </w:p>
+    <w:p/>
+    <w:p>
+      <w:pPr>
+        <w:rPr>
+          <w:rFonts w:hint="eastAsia"/>
+        </w:rPr>
+      </w:pPr>
+      <w:r>
+        <w:rPr>
+          <w:rFonts w:hint="eastAsia"/>
+        </w:rPr>
+        <w:t>在觀光事業學系智慧旅遊與觀光傳播專班中，我計畫</w:t>
+      </w:r>
+      <w:proofErr w:type="gramStart"/>
+      <w:r>
+        <w:rPr>
+          <w:rFonts w:hint="eastAsia"/>
+        </w:rPr>
+        <w:t>修習與觀光</w:t>
+      </w:r>
+      <w:proofErr w:type="gramEnd"/>
+      <w:r>
+        <w:rPr>
+          <w:rFonts w:hint="eastAsia"/>
+        </w:rPr>
+        <w:t>管理、智慧旅遊科技、數位行銷以及觀光文化傳播相關的課程。透過這些課程，我希望能夠了解現代旅遊產業如何結合網路平台、社群媒體與資訊科技來進行旅遊行銷與品牌推廣。同時，我也希望學習如何分析旅遊市場需求，並設計具有吸引力的旅遊產品與文化活動。</w:t>
+      </w:r>
+    </w:p>
+    <w:p/>
+    <w:p>
+      <w:pPr>
+        <w:rPr>
+          <w:rFonts w:hint="eastAsia"/>
+        </w:rPr>
+      </w:pPr>
+      <w:r>
+        <w:rPr>
+          <w:rFonts w:hint="eastAsia"/>
+        </w:rPr>
+        <w:t>除了課堂學習之外，我也計畫積極參與學校提供的實習機會，例如在旅遊公司、飯店、觀光機構或文化推廣單位實習。透過實務經驗，我可以更深入了解旅遊產業的實際運作方式，並提升自己的專業能力與服務能力。</w:t>
+      </w:r>
+      <w:proofErr w:type="gramStart"/>
+      <w:r>
+        <w:rPr>
+          <w:rFonts w:hint="eastAsia"/>
+        </w:rPr>
+        <w:t>此外，</w:t>
+      </w:r>
+      <w:proofErr w:type="gramEnd"/>
+      <w:r>
+        <w:rPr>
+          <w:rFonts w:hint="eastAsia"/>
+        </w:rPr>
+        <w:t>我也希望參加與觀光或文化交流相關的學生社團與活動，與來自不同國家的同學交流，拓展國際視野。</w:t>
+      </w:r>
+    </w:p>
+    <w:p/>
+    <w:p>
+      <w:r>
+        <w:rPr>
+          <w:rFonts w:hint="eastAsia"/>
+        </w:rPr>
+        <w:t>未來，我希望能夠運用在台灣學到的智慧旅遊與觀光傳播知識，推動越南與台灣之間的旅遊與文化交流。我期望能在旅遊產業或文化推廣領域發展，並透過數位平台與創新方式，讓更多人了解不同國家的文化與特色，促進國際交流與合作。</w:t>
       </w:r>
     </w:p>
     <w:sectPr>
@@ -20,44 +88,6 @@
     </w:sectPr>
   </w:body>
 </w:document>
-</file>
-
-<file path=word/endnotes.xml><?xml version="1.0" encoding="utf-8"?>
-<w:endnotes xmlns:wpc="http://schemas.microsoft.com/office/word/2010/wordprocessingCanvas" xmlns:cx="http://schemas.microsoft.com/office/drawing/2014/chartex" xmlns:cx1="http://schemas.microsoft.com/office/drawing/2015/9/8/chartex" xmlns:cx2="http://schemas.microsoft.com/office/drawing/2015/10/21/chartex" xmlns:cx3="http://schemas.microsoft.com/office/drawing/2016/5/9/chartex" xmlns:cx4="http://schemas.microsoft.com/office/drawing/2016/5/10/chartex" xmlns:cx5="http://schemas.microsoft.com/office/drawing/2016/5/11/chartex" xmlns:cx6="http://schemas.microsoft.com/office/drawing/2016/5/12/chartex" xmlns:cx7="http://schemas.microsoft.com/office/drawing/2016/5/13/chartex" xmlns:cx8="http://schemas.microsoft.com/office/drawing/2016/5/14/chartex" xmlns:mc="http://schemas.openxmlformats.org/markup-compatibility/2006" xmlns:aink="http://schemas.microsoft.com/office/drawing/2016/ink" xmlns:am3d="http://schemas.microsoft.com/office/drawing/2017/model3d" xmlns:o="urn:schemas-microsoft-com:office:office" xmlns:r="http://schemas.openxmlformats.org/officeDocument/2006/relationships" xmlns:m="http://schemas.openxmlformats.org/officeDocument/2006/math" xmlns:v="urn:schemas-microsoft-com:vml" xmlns:wp14="http://schemas.microsoft.com/office/word/2010/wordprocessingDrawing" xmlns:wp="http://schemas.openxmlformats.org/drawingml/2006/wordprocessingDrawing" xmlns:w10="urn:schemas-microsoft-com:office:word" xmlns:w="http://schemas.openxmlformats.org/wordprocessingml/2006/main" xmlns:w14="http://schemas.microsoft.com/office/word/2010/wordml" xmlns:w15="http://schemas.microsoft.com/office/word/2012/wordml" xmlns:w16cex="http://schemas.microsoft.com/office/word/2018/wordml/cex" xmlns:w16cid="http://schemas.microsoft.com/office/word/2016/wordml/cid" xmlns:w16="http://schemas.microsoft.com/office/word/2018/wordml" xmlns:w16sdtdh="http://schemas.microsoft.com/office/word/2020/wordml/sdtdatahash" xmlns:w16se="http://schemas.microsoft.com/office/word/2015/wordml/symex" xmlns:wpg="http://schemas.microsoft.com/office/word/2010/wordprocessingGroup" xmlns:wpi="http://schemas.microsoft.com/office/word/2010/wordprocessingInk" xmlns:wne="http://schemas.microsoft.com/office/word/2006/wordml" xmlns:wps="http://schemas.microsoft.com/office/word/2010/wordprocessingShape" mc:Ignorable="w14 w15 w16se w16cid w16 w16cex w16sdtdh wp14">
-  <w:endnote w:type="separator" w:id="-1">
-    <w:p>
-      <w:r>
-        <w:separator/>
-      </w:r>
-    </w:p>
-  </w:endnote>
-  <w:endnote w:type="continuationSeparator" w:id="0">
-    <w:p>
-      <w:r>
-        <w:continuationSeparator/>
-      </w:r>
-    </w:p>
-  </w:endnote>
-</w:endnotes>
-</file>
-
-<file path=word/footnotes.xml><?xml version="1.0" encoding="utf-8"?>
-<w:footnotes xmlns:wpc="http://schemas.microsoft.com/office/word/2010/wordprocessingCanvas" xmlns:cx="http://schemas.microsoft.com/office/drawing/2014/chartex" xmlns:cx1="http://schemas.microsoft.com/office/drawing/2015/9/8/chartex" xmlns:cx2="http://schemas.microsoft.com/office/drawing/2015/10/21/chartex" xmlns:cx3="http://schemas.microsoft.com/office/drawing/2016/5/9/chartex" xmlns:cx4="http://schemas.microsoft.com/office/drawing/2016/5/10/chartex" xmlns:cx5="http://schemas.microsoft.com/office/drawing/2016/5/11/chartex" xmlns:cx6="http://schemas.microsoft.com/office/drawing/2016/5/12/chartex" xmlns:cx7="http://schemas.microsoft.com/office/drawing/2016/5/13/chartex" xmlns:cx8="http://schemas.microsoft.com/office/drawing/2016/5/14/chartex" xmlns:mc="http://schemas.openxmlformats.org/markup-compatibility/2006" xmlns:aink="http://schemas.microsoft.com/office/drawing/2016/ink" xmlns:am3d="http://schemas.microsoft.com/office/drawing/2017/model3d" xmlns:o="urn:schemas-microsoft-com:office:office" xmlns:r="http://schemas.openxmlformats.org/officeDocument/2006/relationships" xmlns:m="http://schemas.openxmlformats.org/officeDocument/2006/math" xmlns:v="urn:schemas-microsoft-com:vml" xmlns:wp14="http://schemas.microsoft.com/office/word/2010/wordprocessingDrawing" xmlns:wp="http://schemas.openxmlformats.org/drawingml/2006/wordprocessingDrawing" xmlns:w10="urn:schemas-microsoft-com:office:word" xmlns:w="http://schemas.openxmlformats.org/wordprocessingml/2006/main" xmlns:w14="http://schemas.microsoft.com/office/word/2010/wordml" xmlns:w15="http://schemas.microsoft.com/office/word/2012/wordml" xmlns:w16cex="http://schemas.microsoft.com/office/word/2018/wordml/cex" xmlns:w16cid="http://schemas.microsoft.com/office/word/2016/wordml/cid" xmlns:w16="http://schemas.microsoft.com/office/word/2018/wordml" xmlns:w16sdtdh="http://schemas.microsoft.com/office/word/2020/wordml/sdtdatahash" xmlns:w16se="http://schemas.microsoft.com/office/word/2015/wordml/symex" xmlns:wpg="http://schemas.microsoft.com/office/word/2010/wordprocessingGroup" xmlns:wpi="http://schemas.microsoft.com/office/word/2010/wordprocessingInk" xmlns:wne="http://schemas.microsoft.com/office/word/2006/wordml" xmlns:wps="http://schemas.microsoft.com/office/word/2010/wordprocessingShape" mc:Ignorable="w14 w15 w16se w16cid w16 w16cex w16sdtdh wp14">
-  <w:footnote w:type="separator" w:id="-1">
-    <w:p>
-      <w:r>
-        <w:separator/>
-      </w:r>
-    </w:p>
-  </w:footnote>
-  <w:footnote w:type="continuationSeparator" w:id="0">
-    <w:p>
-      <w:r>
-        <w:continuationSeparator/>
-      </w:r>
-    </w:p>
-  </w:footnote>
-</w:footnotes>
 </file>
 
 <file path=word/styles.xml><?xml version="1.0" encoding="utf-8"?>
@@ -486,86 +516,6 @@
     <w:semiHidden/>
     <w:unhideWhenUsed/>
   </w:style>
-  <w:style w:type="paragraph" w:styleId="a3">
-    <w:name w:val="header"/>
-    <w:basedOn w:val="a"/>
-    <w:link w:val="a4"/>
-    <w:uiPriority w:val="99"/>
-    <w:unhideWhenUsed/>
-    <w:rsid w:val="00820D89"/>
-    <w:pPr>
-      <w:tabs>
-        <w:tab w:val="center" w:pos="4153"/>
-        <w:tab w:val="right" w:pos="8306"/>
-      </w:tabs>
-      <w:snapToGrid w:val="0"/>
-    </w:pPr>
-    <w:rPr>
-      <w:sz w:val="20"/>
-      <w:szCs w:val="20"/>
-    </w:rPr>
-  </w:style>
-  <w:style w:type="character" w:customStyle="1" w:styleId="a4">
-    <w:name w:val="頁首 字元"/>
-    <w:basedOn w:val="a0"/>
-    <w:link w:val="a3"/>
-    <w:uiPriority w:val="99"/>
-    <w:rsid w:val="00820D89"/>
-    <w:rPr>
-      <w:sz w:val="20"/>
-      <w:szCs w:val="20"/>
-    </w:rPr>
-  </w:style>
-  <w:style w:type="paragraph" w:styleId="a5">
-    <w:name w:val="footer"/>
-    <w:basedOn w:val="a"/>
-    <w:link w:val="a6"/>
-    <w:uiPriority w:val="99"/>
-    <w:unhideWhenUsed/>
-    <w:rsid w:val="00820D89"/>
-    <w:pPr>
-      <w:tabs>
-        <w:tab w:val="center" w:pos="4153"/>
-        <w:tab w:val="right" w:pos="8306"/>
-      </w:tabs>
-      <w:snapToGrid w:val="0"/>
-    </w:pPr>
-    <w:rPr>
-      <w:sz w:val="20"/>
-      <w:szCs w:val="20"/>
-    </w:rPr>
-  </w:style>
-  <w:style w:type="character" w:customStyle="1" w:styleId="a6">
-    <w:name w:val="頁尾 字元"/>
-    <w:basedOn w:val="a0"/>
-    <w:link w:val="a5"/>
-    <w:uiPriority w:val="99"/>
-    <w:rsid w:val="00820D89"/>
-    <w:rPr>
-      <w:sz w:val="20"/>
-      <w:szCs w:val="20"/>
-    </w:rPr>
-  </w:style>
-  <w:style w:type="character" w:customStyle="1" w:styleId="text">
-    <w:name w:val="text"/>
-    <w:basedOn w:val="a0"/>
-    <w:rsid w:val="00820D89"/>
-  </w:style>
-  <w:style w:type="character" w:customStyle="1" w:styleId="emoji-sizer">
-    <w:name w:val="emoji-sizer"/>
-    <w:basedOn w:val="a0"/>
-    <w:rsid w:val="00820D89"/>
-  </w:style>
-  <w:style w:type="character" w:customStyle="1" w:styleId="file-messagecontent-info-size">
-    <w:name w:val="file-message__content-info-size"/>
-    <w:basedOn w:val="a0"/>
-    <w:rsid w:val="00820D89"/>
-  </w:style>
-  <w:style w:type="character" w:customStyle="1" w:styleId="cloud-title">
-    <w:name w:val="cloud-title"/>
-    <w:basedOn w:val="a0"/>
-    <w:rsid w:val="00820D89"/>
-  </w:style>
 </w:styles>
 </file>
 
